--- a/МатМодиИИ/pp__doc_docx/Б2.В.01(П)_Производственная практика проектно-технологическая.docx
+++ b/МатМодиИИ/pp__doc_docx/Б2.В.01(П)_Производственная практика проектно-технологическая.docx
@@ -3449,21 +3449,10 @@
                 <w:szCs w:val="24"/>
                 <w:lang w:val="ru-RU"/>
               </w:rPr>
-              <w:t>Перечень планируемых результатов обучения при прохождении практики Обучающиеся должны:</w:t>
-            </w:r>
-          </w:p>
-          <w:p>
-            <w:pPr>
-              <w:pStyle w:val="TableParagraph"/>
-              <w:ind w:left="102"/>
-              <w:jc w:val="center"/>
-              <w:rPr>
-                <w:rFonts w:eastAsia="Calibri"/>
-                <w:sz w:val="24"/>
-                <w:szCs w:val="24"/>
-                <w:lang w:val="ru-RU"/>
-              </w:rPr>
-            </w:pPr>
+              <w:t>Перечень планируемых результатов обучения по практике</w:t>
+              <w:br/>
+              <w:t>В результате прохождения практики обучающиеся должны:</w:t>
+            </w:r>
           </w:p>
         </w:tc>
       </w:tr>
@@ -8725,6 +8714,23 @@
     </w:p>
     <w:p>
       <w:pPr>
+        <w:pStyle w:val="a7"/>
+        <w:ind w:firstLine="567"/>
+        <w:rPr>
+          <w:sz w:val="28"/>
+          <w:szCs w:val="28"/>
+        </w:rPr>
+      </w:pPr>
+      <w:r>
+        <w:rPr>
+          <w:sz w:val="28"/>
+          <w:szCs w:val="28"/>
+        </w:rPr>
+        <w:t>Оценочные средства для текущего контроля и промежуточной аттестации приведены в отдельном документе «Оценочные средства» по данной практике. Формы отчётности и ссылки на приложения в оценочных средствах соответствуют настоящей программе практики.</w:t>
+      </w:r>
+    </w:p>
+    <w:p>
+      <w:pPr>
         <w:tabs>
           <w:tab w:val="left" w:pos="0"/>
         </w:tabs>
@@ -8741,23 +8747,7 @@
           <w:sz w:val="28"/>
           <w:szCs w:val="28"/>
         </w:rPr>
-        <w:t>8</w:t>
-      </w:r>
-      <w:r>
-        <w:rPr>
-          <w:b/>
-          <w:sz w:val="28"/>
-          <w:szCs w:val="28"/>
-        </w:rPr>
-        <w:t xml:space="preserve"> </w:t>
-      </w:r>
-      <w:r>
-        <w:rPr>
-          <w:b/>
-          <w:sz w:val="28"/>
-          <w:szCs w:val="28"/>
-        </w:rPr>
-        <w:t>ПЕРЕЧЕНЬ УЧЕБНОЙ ЛИТЕРАТУРЫ И РЕСУРСОВ СЕТИ «ИНТЕРНЕТ», НЕОБХОДИМЫХ ДЛЯ ПРОВЕДЕНИЯ ПРАКТИКИ</w:t>
+        <w:t>8. ПЕРЕЧЕНЬ УЧЕБНОЙ ЛИТЕРАТУРЫ И РЕСУРСОВ СЕТИ «ИНТЕРНЕТ», НЕОБХОДИМЫХ ДЛЯ ПРОВЕДЕНИЯ ПРАКТИКИ</w:t>
       </w:r>
     </w:p>
     <w:p>
@@ -14488,25 +14478,7 @@
           <w:sz w:val="28"/>
           <w:szCs w:val="28"/>
         </w:rPr>
-        <w:t>1</w:t>
-      </w:r>
-      <w:r>
-        <w:rPr>
-          <w:b/>
-          <w:caps/>
-          <w:sz w:val="28"/>
-          <w:szCs w:val="28"/>
-        </w:rPr>
-        <w:t>2</w:t>
-      </w:r>
-      <w:r>
-        <w:rPr>
-          <w:b/>
-          <w:caps/>
-          <w:sz w:val="28"/>
-          <w:szCs w:val="28"/>
-        </w:rPr>
-        <w:t>. Иные сведения и материалы</w:t>
+        <w:t>12. ИНЫЕ СВЕДЕНИЯ И МАТЕРИАЛЫ</w:t>
       </w:r>
     </w:p>
     <w:p>
@@ -16869,61 +16841,7 @@
           <w:sz w:val="28"/>
           <w:szCs w:val="28"/>
         </w:rPr>
-        <w:t>Формы отчетности</w:t>
-      </w:r>
-      <w:r>
-        <w:rPr>
-          <w:b/>
-          <w:bCs/>
-          <w:caps/>
-          <w:sz w:val="28"/>
-          <w:szCs w:val="28"/>
-        </w:rPr>
-        <w:t xml:space="preserve"> </w:t>
-      </w:r>
-      <w:r>
-        <w:rPr>
-          <w:b/>
-          <w:bCs/>
-          <w:sz w:val="28"/>
-          <w:szCs w:val="28"/>
-        </w:rPr>
-        <w:t xml:space="preserve">ПО </w:t>
-      </w:r>
-      <w:r>
-        <w:rPr>
-          <w:b/>
-          <w:caps/>
-          <w:sz w:val="28"/>
-          <w:szCs w:val="28"/>
-        </w:rPr>
-        <w:t>практик</w:t>
-      </w:r>
-      <w:r>
-        <w:rPr>
-          <w:b/>
-          <w:caps/>
-          <w:sz w:val="28"/>
-          <w:szCs w:val="28"/>
-        </w:rPr>
-        <w:t>Е</w:t>
-      </w:r>
-      <w:r>
-        <w:rPr>
-          <w:b/>
-          <w:caps/>
-          <w:sz w:val="28"/>
-          <w:szCs w:val="28"/>
-        </w:rPr>
-        <w:t xml:space="preserve"> </w:t>
-      </w:r>
-      <w:r>
-        <w:rPr>
-          <w:b/>
-          <w:caps/>
-          <w:sz w:val="28"/>
-          <w:szCs w:val="28"/>
-        </w:rPr>
+        <w:t xml:space="preserve">ФОРМЫ ОТЧЕТНОСТИ ПО ПРАКТИКЕ </w:t>
         <w:br/>
       </w:r>
     </w:p>

--- a/МатМодиИИ/pp__doc_docx/Б2.В.01(П)_Производственная практика проектно-технологическая.docx
+++ b/МатМодиИИ/pp__doc_docx/Б2.В.01(П)_Производственная практика проектно-технологическая.docx
@@ -8843,7 +8843,7 @@
         <w:trPr>
           <w:trHeight w:val="90"/>
         </w:trPr>
-        <w:tc>
+        <w:tc xmlns:w="http://schemas.openxmlformats.org/wordprocessingml/2006/main" xmlns:w14="http://schemas.microsoft.com/office/word/2010/wordml">
           <w:tcPr>
             <w:tcW w:w="675" w:type="dxa"/>
             <w:vAlign w:val="center"/>
@@ -8866,7 +8866,7 @@
                 <w:b/>
                 <w:i/>
               </w:rPr>
-              <w:t>1</w:t>
+              <w:t xml:space="preserve">1.</w:t>
             </w:r>
           </w:p>
         </w:tc>
@@ -8995,7 +8995,7 @@
           <w:cantSplit/>
           <w:trHeight w:val="607"/>
         </w:trPr>
-        <w:tc>
+        <w:tc xmlns:w="http://schemas.openxmlformats.org/wordprocessingml/2006/main" xmlns:w14="http://schemas.microsoft.com/office/word/2010/wordml">
           <w:tcPr>
             <w:tcW w:w="675" w:type="dxa"/>
             <w:vAlign w:val="center"/>
@@ -9010,7 +9010,7 @@
               <w:contextualSpacing/>
             </w:pPr>
             <w:r>
-              <w:t>1.</w:t>
+              <w:t xml:space="preserve">2.</w:t>
             </w:r>
           </w:p>
         </w:tc>
@@ -9073,7 +9073,7 @@
           <w:cantSplit/>
           <w:trHeight w:val="827"/>
         </w:trPr>
-        <w:tc>
+        <w:tc xmlns:w="http://schemas.openxmlformats.org/wordprocessingml/2006/main" xmlns:w14="http://schemas.microsoft.com/office/word/2010/wordml">
           <w:tcPr>
             <w:tcW w:w="675" w:type="dxa"/>
             <w:vAlign w:val="center"/>
@@ -9088,7 +9088,7 @@
               <w:contextualSpacing/>
             </w:pPr>
             <w:r>
-              <w:t>2.</w:t>
+              <w:t xml:space="preserve">3.</w:t>
             </w:r>
           </w:p>
         </w:tc>
@@ -13062,7 +13062,9 @@
         <w:t>9.2 Требования к программному обеспечению</w:t>
       </w:r>
     </w:p>
-    <w:p>
+    <w:bookmarkStart xmlns:w="http://schemas.openxmlformats.org/wordprocessingml/2006/main" w:id="5" w:name="_Hlk163485998"/>
+    <w:bookmarkEnd xmlns:w="http://schemas.openxmlformats.org/wordprocessingml/2006/main" w:id="5"/>
+    <w:p xmlns:w="http://schemas.openxmlformats.org/wordprocessingml/2006/main" xmlns:w14="http://schemas.microsoft.com/office/word/2010/wordml">
       <w:pPr>
         <w:ind w:firstLine="567"/>
         <w:rPr>
@@ -13071,17 +13073,16 @@
           <w:szCs w:val="28"/>
         </w:rPr>
       </w:pPr>
-      <w:bookmarkStart w:id="5" w:name="_Hlk163485998"/>
-      <w:r>
-        <w:rPr>
-          <w:b/>
-          <w:sz w:val="28"/>
-          <w:szCs w:val="28"/>
-        </w:rPr>
-        <w:t>Стандартный набор ПО:</w:t>
-      </w:r>
-    </w:p>
-    <w:tbl>
+      <w:r>
+        <w:rPr>
+          <w:b/>
+          <w:sz w:val="28"/>
+          <w:szCs w:val="28"/>
+        </w:rPr>
+        <w:t xml:space="preserve">Стандартный набор ПО:</w:t>
+      </w:r>
+    </w:p>
+    <w:tbl xmlns:w="http://schemas.openxmlformats.org/wordprocessingml/2006/main" xmlns:w14="http://schemas.microsoft.com/office/word/2010/wordml">
       <w:tblPr>
         <w:tblW w:w="5000" w:type="pct"/>
         <w:tblBorders>
@@ -13100,7 +13101,7 @@
       </w:tblGrid>
       <w:tr>
         <w:trPr>
-          <w:trHeight w:val="184"/>
+          <w:tblHeader/>
         </w:trPr>
         <w:tc>
           <w:tcPr>
@@ -13112,7 +13113,10 @@
               <w:ind w:firstLine="0"/>
             </w:pPr>
             <w:r>
-              <w:t>Название ПО</w:t>
+              <w:rPr>
+                <w:b/>
+              </w:rPr>
+              <w:t xml:space="preserve">Название ПО</w:t>
             </w:r>
           </w:p>
         </w:tc>
@@ -13126,15 +13130,16 @@
               <w:ind w:firstLine="0"/>
             </w:pPr>
             <w:r>
-              <w:t>Основание</w:t>
+              <w:rPr>
+                <w:b/>
+              </w:rPr>
+              <w:t xml:space="preserve">Основание</w:t>
             </w:r>
           </w:p>
         </w:tc>
       </w:tr>
       <w:tr>
-        <w:trPr>
-          <w:trHeight w:val="329"/>
-        </w:trPr>
+        <w:trPr/>
         <w:tc>
           <w:tcPr>
             <w:tcW w:w="2903" w:type="pct"/>
@@ -13145,10 +13150,8 @@
             </w:pPr>
             <w:r>
               <w:t xml:space="preserve">Операционная система </w:t>
-            </w:r>
-            <w:r>
               <w:br/>
-              <w:t>РЕД ОС 8.0 «Рабочая станция»</w:t>
+              <w:t xml:space="preserve">РЕД ОС 8.0 «Рабочая станция»</w:t>
             </w:r>
           </w:p>
         </w:tc>
@@ -13161,15 +13164,13 @@
               <w:ind w:firstLine="0"/>
             </w:pPr>
             <w:r>
-              <w:t>Соглашение №93/03-22У от 11.03.2022</w:t>
+              <w:t xml:space="preserve">Соглашение №93/03-22У от 11.03.2022</w:t>
             </w:r>
           </w:p>
         </w:tc>
       </w:tr>
       <w:tr>
-        <w:trPr>
-          <w:trHeight w:val="323"/>
-        </w:trPr>
+        <w:trPr/>
         <w:tc>
           <w:tcPr>
             <w:tcW w:w="2903" w:type="pct"/>
@@ -13179,7 +13180,7 @@
               <w:ind w:firstLine="0"/>
             </w:pPr>
             <w:r>
-              <w:t>Офисный пакет Р7-Офис</w:t>
+              <w:t xml:space="preserve">Офисный пакет Р7-Офис</w:t>
             </w:r>
           </w:p>
         </w:tc>
@@ -13192,15 +13193,13 @@
               <w:ind w:firstLine="0"/>
             </w:pPr>
             <w:r>
-              <w:t>Соглашение б/н от 19.01.2026</w:t>
+              <w:t xml:space="preserve">Соглашение б/н от 19.01.2026</w:t>
             </w:r>
           </w:p>
         </w:tc>
       </w:tr>
       <w:tr>
-        <w:trPr>
-          <w:trHeight w:val="272"/>
-        </w:trPr>
+        <w:trPr/>
         <w:tc>
           <w:tcPr>
             <w:tcW w:w="2903" w:type="pct"/>
@@ -13210,15 +13209,7 @@
               <w:ind w:firstLine="0"/>
             </w:pPr>
             <w:r>
-              <w:t xml:space="preserve">Офисный пакет </w:t>
-            </w:r>
-            <w:proofErr w:type="spellStart"/>
-            <w:r>
-              <w:t>Libre</w:t>
-            </w:r>
-            <w:proofErr w:type="spellEnd"/>
-            <w:r>
-              <w:t xml:space="preserve"> Office </w:t>
+              <w:t xml:space="preserve">Офисный пакет Libre Office </w:t>
             </w:r>
           </w:p>
         </w:tc>
@@ -13231,15 +13222,13 @@
               <w:ind w:firstLine="0"/>
             </w:pPr>
             <w:r>
-              <w:t>Свободно распространяемое ПО</w:t>
+              <w:t xml:space="preserve">Свободно распространяемое ПО</w:t>
             </w:r>
           </w:p>
         </w:tc>
       </w:tr>
       <w:tr>
-        <w:trPr>
-          <w:trHeight w:val="275"/>
-        </w:trPr>
+        <w:trPr/>
         <w:tc>
           <w:tcPr>
             <w:tcW w:w="2903" w:type="pct"/>
@@ -13250,38 +13239,8 @@
             </w:pPr>
             <w:r>
               <w:t xml:space="preserve">Архиватор: </w:t>
-            </w:r>
-            <w:r>
               <w:br/>
-            </w:r>
-            <w:proofErr w:type="spellStart"/>
-            <w:r>
-              <w:rPr>
-                <w:lang w:val="en-US"/>
-              </w:rPr>
-              <w:t>Engrampa</w:t>
-            </w:r>
-            <w:proofErr w:type="spellEnd"/>
-            <w:r>
-              <w:t xml:space="preserve"> – </w:t>
-            </w:r>
-            <w:r>
-              <w:rPr>
-                <w:lang w:val="en-US"/>
-              </w:rPr>
-              <w:t>Archive</w:t>
-            </w:r>
-            <w:r>
-              <w:t xml:space="preserve"> </w:t>
-            </w:r>
-            <w:r>
-              <w:rPr>
-                <w:lang w:val="en-US"/>
-              </w:rPr>
-              <w:t>Manager</w:t>
-            </w:r>
-            <w:r>
-              <w:t xml:space="preserve"> </w:t>
+              <w:t xml:space="preserve">Engrampa – Archive Manager </w:t>
             </w:r>
           </w:p>
         </w:tc>
@@ -13294,15 +13253,13 @@
               <w:ind w:firstLine="0"/>
             </w:pPr>
             <w:r>
-              <w:t>Свободно распространяемое ПО</w:t>
+              <w:t xml:space="preserve">Свободно распространяемое ПО</w:t>
             </w:r>
           </w:p>
         </w:tc>
       </w:tr>
       <w:tr>
-        <w:trPr>
-          <w:trHeight w:val="567"/>
-        </w:trPr>
+        <w:trPr/>
         <w:tc>
           <w:tcPr>
             <w:tcW w:w="2903" w:type="pct"/>
@@ -13310,62 +13267,30 @@
           <w:p>
             <w:pPr>
               <w:ind w:firstLine="0"/>
-              <w:rPr>
-                <w:lang w:val="en-US"/>
-              </w:rPr>
-            </w:pPr>
-            <w:r>
-              <w:t>Файловые</w:t>
-            </w:r>
-            <w:r>
-              <w:rPr>
-                <w:lang w:val="en-US"/>
-              </w:rPr>
-              <w:t xml:space="preserve"> </w:t>
-            </w:r>
-            <w:r>
-              <w:t>менеджеры</w:t>
-            </w:r>
-            <w:r>
-              <w:rPr>
-                <w:lang w:val="en-US"/>
-              </w:rPr>
-              <w:t>:</w:t>
-            </w:r>
-          </w:p>
+            </w:pPr>
+            <w:r>
+              <w:t xml:space="preserve">Файловые менеджеры:</w:t>
+              <w:br/>
+              <w:t xml:space="preserve">Midnight Commander, Double Commander</w:t>
+            </w:r>
+          </w:p>
+        </w:tc>
+        <w:tc>
+          <w:tcPr>
+            <w:tcW w:w="2097" w:type="pct"/>
+          </w:tcPr>
           <w:p>
             <w:pPr>
               <w:ind w:firstLine="0"/>
-              <w:rPr>
-                <w:lang w:val="en-US"/>
-              </w:rPr>
-            </w:pPr>
-            <w:r>
-              <w:rPr>
-                <w:lang w:val="en-US"/>
-              </w:rPr>
-              <w:t>Midnight Commander, Double Commander</w:t>
-            </w:r>
-          </w:p>
-        </w:tc>
-        <w:tc>
-          <w:tcPr>
-            <w:tcW w:w="2097" w:type="pct"/>
-          </w:tcPr>
-          <w:p>
-            <w:pPr>
-              <w:ind w:firstLine="0"/>
-            </w:pPr>
-            <w:r>
-              <w:t>Свободно распространяемое ПО</w:t>
+            </w:pPr>
+            <w:r>
+              <w:t xml:space="preserve">Свободно распространяемое ПО</w:t>
             </w:r>
           </w:p>
         </w:tc>
       </w:tr>
       <w:tr>
-        <w:trPr>
-          <w:trHeight w:val="405"/>
-        </w:trPr>
+        <w:trPr/>
         <w:tc>
           <w:tcPr>
             <w:tcW w:w="2903" w:type="pct"/>
@@ -13375,25 +13300,9 @@
               <w:ind w:firstLine="0"/>
             </w:pPr>
             <w:r>
-              <w:t>Интернет-браузеры:</w:t>
-            </w:r>
-            <w:r>
+              <w:t xml:space="preserve">Интернет-браузеры:</w:t>
               <w:br/>
-            </w:r>
-            <w:r>
-              <w:rPr>
-                <w:lang w:val="en-US"/>
-              </w:rPr>
-              <w:t>Chromium</w:t>
-            </w:r>
-            <w:r>
-              <w:t xml:space="preserve">, </w:t>
-            </w:r>
-            <w:r>
-              <w:rPr>
-                <w:lang w:val="en-US"/>
-              </w:rPr>
-              <w:t>Firefox</w:t>
+              <w:t xml:space="preserve">Chromium, Firefox</w:t>
             </w:r>
           </w:p>
         </w:tc>
@@ -13406,15 +13315,13 @@
               <w:ind w:firstLine="0"/>
             </w:pPr>
             <w:r>
-              <w:t>Свободно распространяемое ПО</w:t>
+              <w:t xml:space="preserve">Свободно распространяемое ПО</w:t>
             </w:r>
           </w:p>
         </w:tc>
       </w:tr>
       <w:tr>
-        <w:trPr>
-          <w:trHeight w:val="569"/>
-        </w:trPr>
+        <w:trPr/>
         <w:tc>
           <w:tcPr>
             <w:tcW w:w="2903" w:type="pct"/>
@@ -13424,13 +13331,7 @@
               <w:ind w:firstLine="0"/>
             </w:pPr>
             <w:r>
-              <w:t xml:space="preserve">Программа для просмотра и редактирования графических файлов </w:t>
-            </w:r>
-            <w:r>
-              <w:rPr>
-                <w:lang w:val="en-US"/>
-              </w:rPr>
-              <w:t>Pix</w:t>
+              <w:t xml:space="preserve">Программа для просмотра и редактирования графических файлов Pix</w:t>
             </w:r>
           </w:p>
         </w:tc>
@@ -13443,15 +13344,13 @@
               <w:ind w:firstLine="0"/>
             </w:pPr>
             <w:r>
-              <w:t>Свободно распространяемое ПО</w:t>
+              <w:t xml:space="preserve">Свободно распространяемое ПО</w:t>
             </w:r>
           </w:p>
         </w:tc>
       </w:tr>
       <w:tr>
-        <w:trPr>
-          <w:trHeight w:val="549"/>
-        </w:trPr>
+        <w:trPr/>
         <w:tc>
           <w:tcPr>
             <w:tcW w:w="2903" w:type="pct"/>
@@ -13462,35 +13361,8 @@
             </w:pPr>
             <w:r>
               <w:t xml:space="preserve">Программа для просмотра и редактирования </w:t>
-            </w:r>
-            <w:r>
               <w:br/>
-            </w:r>
-            <w:proofErr w:type="spellStart"/>
-            <w:r>
-              <w:rPr>
-                <w:lang w:val="en-US"/>
-              </w:rPr>
-              <w:t>Atril</w:t>
-            </w:r>
-            <w:proofErr w:type="spellEnd"/>
-            <w:r>
-              <w:t xml:space="preserve"> – </w:t>
-            </w:r>
-            <w:r>
-              <w:rPr>
-                <w:lang w:val="en-US"/>
-              </w:rPr>
-              <w:t>Document</w:t>
-            </w:r>
-            <w:r>
-              <w:t xml:space="preserve"> </w:t>
-            </w:r>
-            <w:r>
-              <w:rPr>
-                <w:lang w:val="en-US"/>
-              </w:rPr>
-              <w:t>Viewer</w:t>
+              <w:t xml:space="preserve">Atril – Document Viewer</w:t>
             </w:r>
           </w:p>
         </w:tc>
@@ -13503,15 +13375,13 @@
               <w:ind w:firstLine="0"/>
             </w:pPr>
             <w:r>
-              <w:t>Свободно распространяемое ПО</w:t>
+              <w:t xml:space="preserve">Свободно распространяемое ПО</w:t>
             </w:r>
           </w:p>
         </w:tc>
       </w:tr>
       <w:tr>
-        <w:trPr>
-          <w:trHeight w:val="273"/>
-        </w:trPr>
+        <w:trPr/>
         <w:tc>
           <w:tcPr>
             <w:tcW w:w="2903" w:type="pct"/>
@@ -13519,29 +13389,9 @@
           <w:p>
             <w:pPr>
               <w:ind w:firstLine="0"/>
-              <w:rPr>
-                <w:lang w:val="en-US"/>
-              </w:rPr>
-            </w:pPr>
-            <w:proofErr w:type="gramStart"/>
-            <w:r>
-              <w:t>Медиа</w:t>
-            </w:r>
-            <w:r>
-              <w:rPr>
-                <w:lang w:val="en-US"/>
-              </w:rPr>
-              <w:t>-</w:t>
-            </w:r>
-            <w:r>
-              <w:t>плеер</w:t>
-            </w:r>
-            <w:proofErr w:type="gramEnd"/>
-            <w:r>
-              <w:rPr>
-                <w:lang w:val="en-US"/>
-              </w:rPr>
-              <w:t xml:space="preserve"> VLC media player </w:t>
+            </w:pPr>
+            <w:r>
+              <w:t xml:space="preserve">Медиа-плеер VLC media player </w:t>
             </w:r>
           </w:p>
         </w:tc>
@@ -13554,60 +13404,33 @@
               <w:ind w:firstLine="0"/>
             </w:pPr>
             <w:r>
-              <w:t>Свободно распространяемое ПО</w:t>
+              <w:t xml:space="preserve">Свободно распространяемое ПО</w:t>
             </w:r>
           </w:p>
         </w:tc>
       </w:tr>
     </w:tbl>
-    <w:p/>
-    <w:bookmarkEnd w:id="5"/>
-    <w:p/>
-    <w:p>
-      <w:pPr>
-        <w:ind w:left="360"/>
-        <w:rPr>
-          <w:b/>
-          <w:sz w:val="28"/>
-          <w:szCs w:val="28"/>
-        </w:rPr>
-      </w:pPr>
-      <w:r>
-        <w:rPr>
-          <w:b/>
-          <w:sz w:val="28"/>
-          <w:szCs w:val="28"/>
-        </w:rPr>
-        <w:t>С</w:t>
-      </w:r>
-      <w:r>
-        <w:rPr>
-          <w:b/>
-          <w:sz w:val="28"/>
-          <w:szCs w:val="28"/>
-        </w:rPr>
-        <w:t>пециализированный</w:t>
-      </w:r>
-      <w:r>
-        <w:rPr>
-          <w:b/>
-          <w:sz w:val="28"/>
-          <w:szCs w:val="28"/>
-        </w:rPr>
-        <w:t xml:space="preserve"> набор ПО для </w:t>
-      </w:r>
-      <w:r>
-        <w:rPr>
-          <w:b/>
-          <w:sz w:val="28"/>
-          <w:szCs w:val="28"/>
-        </w:rPr>
-        <w:t>моделирования и разработки прототипа</w:t>
-      </w:r>
-    </w:p>
-    <w:tbl>
+    <w:p xmlns:w="http://schemas.openxmlformats.org/wordprocessingml/2006/main" xmlns:w14="http://schemas.microsoft.com/office/word/2010/wordml">
+      <w:pPr>
+        <w:ind w:firstLine="567"/>
+        <w:rPr>
+          <w:b/>
+          <w:sz w:val="28"/>
+          <w:szCs w:val="28"/>
+        </w:rPr>
+      </w:pPr>
+      <w:r>
+        <w:rPr>
+          <w:b/>
+          <w:sz w:val="28"/>
+          <w:szCs w:val="28"/>
+        </w:rPr>
+        <w:t xml:space="preserve">Специализированный набор ПО:</w:t>
+      </w:r>
+    </w:p>
+    <w:tbl xmlns:w="http://schemas.openxmlformats.org/wordprocessingml/2006/main" xmlns:w14="http://schemas.microsoft.com/office/word/2010/wordml">
       <w:tblPr>
-        <w:tblW w:w="9464" w:type="dxa"/>
+        <w:tblW w:w="5000" w:type="pct"/>
         <w:tblBorders>
           <w:top w:val="single" w:sz="4" w:space="0" w:color="auto"/>
           <w:left w:val="single" w:sz="4" w:space="0" w:color="auto"/>
@@ -13616,434 +13439,169 @@
           <w:insideH w:val="single" w:sz="4" w:space="0" w:color="auto"/>
           <w:insideV w:val="single" w:sz="4" w:space="0" w:color="auto"/>
         </w:tblBorders>
-        <w:tblLayout w:type="fixed"/>
         <w:tblLook w:val="04A0" w:firstRow="1" w:lastRow="0" w:firstColumn="1" w:lastColumn="0" w:noHBand="0" w:noVBand="1"/>
       </w:tblPr>
       <w:tblGrid>
-        <w:gridCol w:w="6062"/>
-        <w:gridCol w:w="3402"/>
+        <w:gridCol w:w="5556"/>
+        <w:gridCol w:w="4014"/>
       </w:tblGrid>
       <w:tr>
-        <w:tc>
-          <w:tcPr>
-            <w:tcW w:w="6062" w:type="dxa"/>
+        <w:trPr>
+          <w:tblHeader/>
+        </w:trPr>
+        <w:tc>
+          <w:tcPr>
+            <w:tcW w:w="2903" w:type="pct"/>
             <w:vAlign w:val="center"/>
           </w:tcPr>
           <w:p>
             <w:pPr>
               <w:ind w:firstLine="0"/>
-              <w:jc w:val="center"/>
-            </w:pPr>
-            <w:proofErr w:type="spellStart"/>
-            <w:r>
-              <w:rPr>
-                <w:lang w:val="en-US"/>
-              </w:rPr>
-              <w:t>Название</w:t>
-            </w:r>
-            <w:proofErr w:type="spellEnd"/>
-            <w:r>
-              <w:rPr>
-                <w:lang w:val="en-US"/>
-              </w:rPr>
-              <w:t xml:space="preserve"> ПО</w:t>
-            </w:r>
-          </w:p>
-        </w:tc>
-        <w:tc>
-          <w:tcPr>
-            <w:tcW w:w="3402" w:type="dxa"/>
+            </w:pPr>
+            <w:r>
+              <w:rPr>
+                <w:b/>
+              </w:rPr>
+              <w:t xml:space="preserve">Название ПО</w:t>
+            </w:r>
+          </w:p>
+        </w:tc>
+        <w:tc>
+          <w:tcPr>
+            <w:tcW w:w="2097" w:type="pct"/>
             <w:vAlign w:val="center"/>
           </w:tcPr>
           <w:p>
             <w:pPr>
               <w:ind w:firstLine="0"/>
-              <w:jc w:val="center"/>
-            </w:pPr>
-            <w:proofErr w:type="spellStart"/>
-            <w:r>
-              <w:rPr>
-                <w:lang w:val="en-US"/>
-              </w:rPr>
-              <w:t>Основан</w:t>
-            </w:r>
-            <w:r>
-              <w:t>ие</w:t>
-            </w:r>
-            <w:proofErr w:type="spellEnd"/>
+            </w:pPr>
+            <w:r>
+              <w:rPr>
+                <w:b/>
+              </w:rPr>
+              <w:t xml:space="preserve">Основание</w:t>
+            </w:r>
           </w:p>
         </w:tc>
       </w:tr>
       <w:tr>
-        <w:tc>
-          <w:tcPr>
-            <w:tcW w:w="6062" w:type="dxa"/>
+        <w:trPr/>
+        <w:tc>
+          <w:tcPr>
+            <w:tcW w:w="2903" w:type="pct"/>
           </w:tcPr>
           <w:p>
             <w:pPr>
               <w:ind w:firstLine="0"/>
             </w:pPr>
             <w:r>
-              <w:t xml:space="preserve">Python с библиотеками </w:t>
-            </w:r>
-            <w:proofErr w:type="spellStart"/>
-            <w:r>
-              <w:t>NumPy</w:t>
-            </w:r>
-            <w:proofErr w:type="spellEnd"/>
-            <w:r>
-              <w:t xml:space="preserve"> и </w:t>
-            </w:r>
-            <w:proofErr w:type="spellStart"/>
-            <w:r>
-              <w:t>SciPy</w:t>
-            </w:r>
-            <w:proofErr w:type="spellEnd"/>
-            <w:r>
-              <w:t xml:space="preserve"> для программирования и численных расчетов</w:t>
-            </w:r>
-            <w:hyperlink r:id="rId29" w:history="1"/>
-          </w:p>
-        </w:tc>
-        <w:tc>
-          <w:tcPr>
-            <w:tcW w:w="3402" w:type="dxa"/>
+              <w:t xml:space="preserve">Python</w:t>
+            </w:r>
+          </w:p>
+        </w:tc>
+        <w:tc>
+          <w:tcPr>
+            <w:tcW w:w="2097" w:type="pct"/>
           </w:tcPr>
           <w:p>
             <w:pPr>
               <w:ind w:firstLine="0"/>
             </w:pPr>
             <w:r>
-              <w:t>Свободно распространяемое ПО</w:t>
+              <w:t xml:space="preserve">Указано в перечне дополнительного ПО (категория «Языки программирования, библиотеки и среды разработки, робототехника»).</w:t>
             </w:r>
           </w:p>
         </w:tc>
       </w:tr>
       <w:tr>
-        <w:tc>
-          <w:tcPr>
-            <w:tcW w:w="6062" w:type="dxa"/>
+        <w:trPr/>
+        <w:tc>
+          <w:tcPr>
+            <w:tcW w:w="2903" w:type="pct"/>
           </w:tcPr>
           <w:p>
             <w:pPr>
               <w:ind w:firstLine="0"/>
-              <w:rPr>
-                <w:bCs/>
-              </w:rPr>
-            </w:pPr>
-            <w:r>
-              <w:rPr>
-                <w:bCs/>
-              </w:rPr>
-              <w:t xml:space="preserve">Открытый дистрибутив </w:t>
-            </w:r>
-            <w:r>
-              <w:rPr>
-                <w:bCs/>
-              </w:rPr>
-              <w:t>для верстки математических текстов</w:t>
-            </w:r>
-            <w:r>
-              <w:rPr>
-                <w:bCs/>
-              </w:rPr>
-              <w:t xml:space="preserve"> </w:t>
-            </w:r>
-            <w:proofErr w:type="spellStart"/>
-            <w:r>
-              <w:rPr>
-                <w:bCs/>
-                <w:lang w:val="en-US"/>
-              </w:rPr>
-              <w:t>TeX</w:t>
-            </w:r>
-            <w:proofErr w:type="spellEnd"/>
-            <w:r>
-              <w:rPr>
-                <w:bCs/>
-              </w:rPr>
-              <w:t xml:space="preserve"> </w:t>
-            </w:r>
-            <w:r>
-              <w:rPr>
-                <w:bCs/>
-              </w:rPr>
-              <w:t xml:space="preserve">– консоль </w:t>
-            </w:r>
-            <w:proofErr w:type="spellStart"/>
-            <w:r>
-              <w:rPr>
-                <w:bCs/>
-                <w:lang w:val="en-US"/>
-              </w:rPr>
-              <w:t>micTeX</w:t>
-            </w:r>
-            <w:proofErr w:type="spellEnd"/>
-            <w:r>
-              <w:rPr>
-                <w:bCs/>
-              </w:rPr>
-              <w:t xml:space="preserve"> 2.9, </w:t>
-            </w:r>
-            <w:hyperlink r:id="rId30" w:history="1">
-              <w:r>
-                <w:rPr>
-                  <w:rStyle w:val="a3"/>
-                  <w:bCs/>
-                </w:rPr>
-                <w:t>https://miktex.org/</w:t>
-              </w:r>
-            </w:hyperlink>
-            <w:r>
-              <w:rPr>
-                <w:bCs/>
-              </w:rPr>
-              <w:t xml:space="preserve"> </w:t>
-            </w:r>
-          </w:p>
-        </w:tc>
-        <w:tc>
-          <w:tcPr>
-            <w:tcW w:w="3402" w:type="dxa"/>
+            </w:pPr>
+            <w:r>
+              <w:t xml:space="preserve">VSCodium</w:t>
+            </w:r>
+          </w:p>
+        </w:tc>
+        <w:tc>
+          <w:tcPr>
+            <w:tcW w:w="2097" w:type="pct"/>
           </w:tcPr>
           <w:p>
             <w:pPr>
               <w:ind w:firstLine="0"/>
-              <w:rPr>
-                <w:b/>
-              </w:rPr>
-            </w:pPr>
-            <w:r>
-              <w:t>Свободно распространяемое ПО</w:t>
+            </w:pPr>
+            <w:r>
+              <w:t xml:space="preserve">Указано в перечне дополнительного ПО (категория «Языки программирования, библиотеки и среды разработки, робототехника»).</w:t>
             </w:r>
           </w:p>
         </w:tc>
       </w:tr>
       <w:tr>
-        <w:tc>
-          <w:tcPr>
-            <w:tcW w:w="6062" w:type="dxa"/>
+        <w:trPr/>
+        <w:tc>
+          <w:tcPr>
+            <w:tcW w:w="2903" w:type="pct"/>
           </w:tcPr>
           <w:p>
             <w:pPr>
               <w:ind w:firstLine="0"/>
-              <w:rPr>
-                <w:bCs/>
-              </w:rPr>
-            </w:pPr>
-            <w:r>
-              <w:rPr>
-                <w:bCs/>
-              </w:rPr>
-              <w:t xml:space="preserve">Кросс-платформенный редактор LAΤΕΧ с открытым кодом </w:t>
-            </w:r>
-            <w:proofErr w:type="spellStart"/>
-            <w:r>
-              <w:rPr>
-                <w:bCs/>
-              </w:rPr>
-              <w:t>TeXstudio</w:t>
-            </w:r>
-            <w:proofErr w:type="spellEnd"/>
-            <w:r>
-              <w:rPr>
-                <w:bCs/>
-              </w:rPr>
-              <w:t xml:space="preserve">, </w:t>
-            </w:r>
-            <w:hyperlink r:id="rId31" w:history="1">
-              <w:r>
-                <w:rPr>
-                  <w:rStyle w:val="a3"/>
-                  <w:bCs/>
-                </w:rPr>
-                <w:t>https://texstudio.org/</w:t>
-              </w:r>
-            </w:hyperlink>
-            <w:r>
-              <w:rPr>
-                <w:bCs/>
-              </w:rPr>
-              <w:t xml:space="preserve"> </w:t>
-            </w:r>
-          </w:p>
-        </w:tc>
-        <w:tc>
-          <w:tcPr>
-            <w:tcW w:w="3402" w:type="dxa"/>
+            </w:pPr>
+            <w:r>
+              <w:t xml:space="preserve">Maxima</w:t>
+            </w:r>
+          </w:p>
+        </w:tc>
+        <w:tc>
+          <w:tcPr>
+            <w:tcW w:w="2097" w:type="pct"/>
           </w:tcPr>
           <w:p>
             <w:pPr>
               <w:ind w:firstLine="0"/>
-              <w:rPr>
-                <w:b/>
-              </w:rPr>
-            </w:pPr>
-            <w:r>
-              <w:t>Свободно распространяемое ПО</w:t>
+            </w:pPr>
+            <w:r>
+              <w:t xml:space="preserve">Указано в перечне дополнительного ПО (категория «Математические и естественные науки»).</w:t>
             </w:r>
           </w:p>
         </w:tc>
       </w:tr>
       <w:tr>
-        <w:tc>
-          <w:tcPr>
-            <w:tcW w:w="6062" w:type="dxa"/>
+        <w:trPr/>
+        <w:tc>
+          <w:tcPr>
+            <w:tcW w:w="2903" w:type="pct"/>
           </w:tcPr>
           <w:p>
             <w:pPr>
               <w:ind w:firstLine="0"/>
             </w:pPr>
             <w:r>
-              <w:lastRenderedPageBreak/>
-              <w:t>Средства управления версиями и журналом изменений проекта; конкретный инструмент согласуется с руководителем</w:t>
-            </w:r>
-          </w:p>
+              <w:t xml:space="preserve">Drawio</w:t>
+            </w:r>
+          </w:p>
+        </w:tc>
+        <w:tc>
+          <w:tcPr>
+            <w:tcW w:w="2097" w:type="pct"/>
+          </w:tcPr>
           <w:p>
             <w:pPr>
               <w:ind w:firstLine="0"/>
-              <w:rPr>
-                <w:bCs/>
-              </w:rPr>
-            </w:pPr>
-          </w:p>
-        </w:tc>
-        <w:tc>
-          <w:tcPr>
-            <w:tcW w:w="3402" w:type="dxa"/>
-          </w:tcPr>
-          <w:p>
-            <w:pPr>
-              <w:ind w:firstLine="0"/>
-            </w:pPr>
-            <w:r>
-              <w:t>По выбранному средству и условиям его использования</w:t>
-            </w:r>
-          </w:p>
-        </w:tc>
-      </w:tr>
-      <w:tr>
-        <w:tc>
-          <w:tcPr>
-            <w:tcW w:w="6062" w:type="dxa"/>
-          </w:tcPr>
-          <w:p>
-            <w:pPr>
-              <w:ind w:firstLine="0"/>
-              <w:rPr>
-                <w:bCs/>
-              </w:rPr>
-            </w:pPr>
-            <w:r>
-              <w:rPr>
-                <w:bCs/>
-              </w:rPr>
-              <w:t xml:space="preserve">Система компьютерной алгебры </w:t>
-            </w:r>
-            <w:proofErr w:type="spellStart"/>
-            <w:r>
-              <w:rPr>
-                <w:bCs/>
-                <w:lang w:val="en-US"/>
-              </w:rPr>
-              <w:t>wxMaxima</w:t>
-            </w:r>
-            <w:proofErr w:type="spellEnd"/>
-            <w:r>
-              <w:rPr>
-                <w:bCs/>
-              </w:rPr>
-              <w:t xml:space="preserve"> </w:t>
-            </w:r>
-            <w:hyperlink r:id="rId32" w:history="1">
-              <w:r>
-                <w:rPr>
-                  <w:rStyle w:val="a3"/>
-                  <w:bCs/>
-                </w:rPr>
-                <w:t>https://maxima.sourceforge.io/ru/index.html</w:t>
-              </w:r>
-            </w:hyperlink>
-          </w:p>
-        </w:tc>
-        <w:tc>
-          <w:tcPr>
-            <w:tcW w:w="3402" w:type="dxa"/>
-          </w:tcPr>
-          <w:p>
-            <w:pPr>
-              <w:ind w:firstLine="0"/>
-              <w:rPr>
-                <w:b/>
-              </w:rPr>
-            </w:pPr>
-            <w:r>
-              <w:t>Свободно распространяемое ПО</w:t>
-            </w:r>
-          </w:p>
-        </w:tc>
-      </w:tr>
-      <w:tr>
-        <w:tc>
-          <w:tcPr>
-            <w:tcW w:w="6062" w:type="dxa"/>
-          </w:tcPr>
-          <w:p>
-            <w:pPr>
-              <w:ind w:firstLine="0"/>
-              <w:rPr>
-                <w:bCs/>
-              </w:rPr>
-            </w:pPr>
-            <w:proofErr w:type="spellStart"/>
-            <w:r>
-              <w:t>SageMath</w:t>
-            </w:r>
-            <w:proofErr w:type="spellEnd"/>
-            <w:r>
-              <w:rPr>
-                <w:bCs/>
-              </w:rPr>
-              <w:t xml:space="preserve"> для математических вычислений, </w:t>
-            </w:r>
-            <w:hyperlink r:id="rId33" w:history="1">
-              <w:r>
-                <w:rPr>
-                  <w:rStyle w:val="a3"/>
-                  <w:bCs/>
-                </w:rPr>
-                <w:t>https://www.sagemath.org/</w:t>
-              </w:r>
-            </w:hyperlink>
-          </w:p>
-        </w:tc>
-        <w:tc>
-          <w:tcPr>
-            <w:tcW w:w="3402" w:type="dxa"/>
-          </w:tcPr>
-          <w:p>
-            <w:pPr>
-              <w:ind w:firstLine="0"/>
-              <w:rPr>
-                <w:b/>
-              </w:rPr>
-            </w:pPr>
-            <w:r>
-              <w:t>Свободно распространяемое ПО</w:t>
+            </w:pPr>
+            <w:r>
+              <w:t xml:space="preserve">Указано в перечне дополнительного ПО (категория «Просмотр, редактирование и создание графических файлов»).</w:t>
             </w:r>
           </w:p>
         </w:tc>
       </w:tr>
     </w:tbl>
-    <w:p>
-      <w:pPr>
-        <w:rPr>
-          <w:sz w:val="28"/>
-          <w:szCs w:val="28"/>
-        </w:rPr>
-      </w:pPr>
-    </w:p>
-    <w:p>
+    <w:p xmlns:w="http://schemas.openxmlformats.org/wordprocessingml/2006/main" xmlns:w14="http://schemas.microsoft.com/office/word/2010/wordml">
       <w:pPr>
         <w:ind w:firstLine="567"/>
         <w:rPr>
@@ -14051,7 +13609,16 @@
           <w:sz w:val="28"/>
           <w:szCs w:val="28"/>
         </w:rPr>
-      </w:pPr>
+        <w:spacing w:before="0" w:after="0" w:line="20" w:lineRule="exact"/>
+      </w:pPr>
+      <w:r>
+        <w:rPr>
+          <w:b/>
+          <w:sz w:val="28"/>
+          <w:szCs w:val="28"/>
+        </w:rPr>
+        <w:t xml:space="preserve"/>
+      </w:r>
     </w:p>
     <w:p>
       <w:pPr>
@@ -17166,21 +16733,13 @@
         <w:t>«____» __________ 20___г.</w:t>
       </w:r>
     </w:p>
-    <w:p>
-      <w:pPr>
-        <w:ind w:firstLine="0"/>
-      </w:pPr>
-      <w:r>
-        <w:t xml:space="preserve">                                      </w:t>
-      </w:r>
-      <w:r>
-        <w:t>Срок сдачи студентом отчета</w:t>
-      </w:r>
-      <w:r>
-        <w:t xml:space="preserve"> «___» ___________ 20____ г. </w:t>
-      </w:r>
-      <w:r>
-        <w:t xml:space="preserve"> </w:t>
+    <w:p xmlns:w="http://schemas.openxmlformats.org/wordprocessingml/2006/main" xmlns:w14="http://schemas.microsoft.com/office/word/2010/wordml">
+      <w:pPr>
+        <w:ind w:left="0" w:right="0" w:firstLine="0"/>
+        <w:jc w:val="left"/>
+      </w:pPr>
+      <w:r>
+        <w:t xml:space="preserve">Срок сдачи студентом отчета «___» ___________ 20____ г.</w:t>
       </w:r>
     </w:p>
     <w:p>
@@ -18575,18 +18134,13 @@
         <w:t>«____» __________ 20___г.</w:t>
       </w:r>
     </w:p>
-    <w:p>
-      <w:r>
-        <w:t xml:space="preserve">                                      </w:t>
-      </w:r>
-      <w:r>
-        <w:t>Срок сдачи студентом отчета</w:t>
-      </w:r>
-      <w:r>
-        <w:t xml:space="preserve"> «___» ___________ 20____ г. </w:t>
-      </w:r>
-      <w:r>
-        <w:t xml:space="preserve"> </w:t>
+    <w:p xmlns:w="http://schemas.openxmlformats.org/wordprocessingml/2006/main" xmlns:w14="http://schemas.microsoft.com/office/word/2010/wordml">
+      <w:pPr>
+        <w:ind w:left="0" w:right="0" w:firstLine="0"/>
+        <w:jc w:val="left"/>
+      </w:pPr>
+      <w:r>
+        <w:t xml:space="preserve">Срок сдачи студентом отчета «___» ___________ 20____ г.</w:t>
       </w:r>
     </w:p>
     <w:p>
